--- a/PPI 2026 ENTRE ESCUELAS/PPI VALENTIN.docx
+++ b/PPI 2026 ENTRE ESCUELAS/PPI VALENTIN.docx
@@ -269,201 +269,330 @@
         </w:rPr>
         <w:t xml:space="preserve">SOSA </w:t>
       </w:r>
+      <w:r>
+        <w:rPr>
+          <w:bCs/>
+        </w:rPr>
+        <w:t>ALDANA</w:t>
+      </w:r>
+      <w:r>
+        <w:rPr>
+          <w:bCs/>
+        </w:rPr>
+        <w:br/>
+      </w:r>
+      <w:r>
+        <w:t>NOMBRE DE LA ESCUELA DEL NIVEL</w:t>
+      </w:r>
+      <w:r>
+        <w:t>: JI N°916</w:t>
+      </w:r>
+    </w:p>
+    <w:p>
+      <w:pPr>
+        <w:pStyle w:val="Sinespaciado"/>
+      </w:pPr>
+      <w:r>
+        <w:t>GRADO</w:t>
+      </w:r>
+      <w:r>
+        <w:t xml:space="preserve">/ Año/ </w:t>
+      </w:r>
+      <w:r>
+        <w:t>SECCI</w:t>
+      </w:r>
+      <w:r>
+        <w:t>Ó</w:t>
+      </w:r>
+      <w:r>
+        <w:t>N</w:t>
+      </w:r>
+      <w:r>
+        <w:t>: 2° SECCIÓN</w:t>
+      </w:r>
+    </w:p>
+    <w:p>
+      <w:pPr>
+        <w:pStyle w:val="Sinespaciado"/>
+        <w:rPr>
+          <w:b/>
+          <w:u w:val="single"/>
+        </w:rPr>
+      </w:pPr>
+    </w:p>
+    <w:p>
+      <w:pPr>
+        <w:pStyle w:val="Sinespaciado"/>
+      </w:pPr>
+      <w:r>
+        <w:rPr>
+          <w:b/>
+          <w:u w:val="single"/>
+        </w:rPr>
+        <w:t>DATOS DE LA ESCUELA ESPECIAL</w:t>
+      </w:r>
+      <w:r>
+        <w:rPr>
+          <w:b/>
+          <w:color w:val="FF0000"/>
+          <w:u w:val="single"/>
+        </w:rPr>
+        <w:br/>
+      </w:r>
+      <w:r>
+        <w:t>NOMBRE DE LA ESCUELA ESPECIAL</w:t>
+      </w:r>
+      <w:r>
+        <w:t xml:space="preserve">: </w:t>
+      </w:r>
+      <w:r>
+        <w:t xml:space="preserve">E.E.E. 501 </w:t>
+      </w:r>
+      <w:r>
+        <w:t>M</w:t>
+      </w:r>
+      <w:r>
+        <w:t>ARÍA MONTESSORI</w:t>
+      </w:r>
+    </w:p>
+    <w:p>
+      <w:pPr>
+        <w:pStyle w:val="Sinespaciado"/>
+      </w:pPr>
+      <w:r>
+        <w:t xml:space="preserve">DOCENTE ESPECIAL: </w:t>
+      </w:r>
+      <w:r>
+        <w:t>HERRERA DAIANA</w:t>
+      </w:r>
+    </w:p>
+    <w:p>
+      <w:pPr>
+        <w:pStyle w:val="Sinespaciado"/>
+      </w:pPr>
+      <w:r>
+        <w:t>FECHA DE INICIO DE PROYECTO</w:t>
+      </w:r>
+      <w:r>
+        <w:t>:</w:t>
+      </w:r>
+      <w:r>
+        <w:t xml:space="preserve"> 05/03/2025</w:t>
+      </w:r>
+    </w:p>
+    <w:p>
+      <w:pPr>
+        <w:pStyle w:val="Sinespaciado"/>
+      </w:pPr>
+    </w:p>
+    <w:p>
+      <w:pPr>
+        <w:pStyle w:val="Sinespaciado"/>
+      </w:pPr>
+    </w:p>
+    <w:p>
+      <w:pPr>
+        <w:rPr>
+          <w:b/>
+          <w:color w:val="000000" w:themeColor="text1"/>
+          <w:u w:val="single"/>
+        </w:rPr>
+      </w:pPr>
+      <w:r>
+        <w:rPr>
+          <w:b/>
+          <w:color w:val="000000" w:themeColor="text1"/>
+          <w:u w:val="single"/>
+        </w:rPr>
+        <w:t>EVALUACI</w:t>
+      </w:r>
+      <w:r>
+        <w:rPr>
+          <w:b/>
+          <w:color w:val="000000" w:themeColor="text1"/>
+          <w:u w:val="single"/>
+        </w:rPr>
+        <w:t>Ó</w:t>
+      </w:r>
+      <w:r>
+        <w:rPr>
+          <w:b/>
+          <w:color w:val="000000" w:themeColor="text1"/>
+          <w:u w:val="single"/>
+        </w:rPr>
+        <w:t>N PEDAG</w:t>
+      </w:r>
+      <w:r>
+        <w:rPr>
+          <w:b/>
+          <w:color w:val="000000" w:themeColor="text1"/>
+          <w:u w:val="single"/>
+        </w:rPr>
+        <w:t>Ó</w:t>
+      </w:r>
+      <w:r>
+        <w:rPr>
+          <w:b/>
+          <w:color w:val="000000" w:themeColor="text1"/>
+          <w:u w:val="single"/>
+        </w:rPr>
+        <w:t>GICA FUNCIONAL</w:t>
+      </w:r>
+    </w:p>
+    <w:p>
+      <w:r>
+        <w:t xml:space="preserve">Valentín es un estudiante conformado en un grupo de pares, en el cual participa activamente reconociendo y vinculándose con cada uno de sus compañeros, se acerca a observarlos, los reconoce por su nombre y sus objetos. </w:t>
+      </w:r>
+    </w:p>
+    <w:p>
+      <w:r>
+        <w:t xml:space="preserve">Se comunica de forma gestual, con sonidos y mediante peticiones. Aún se encuentra en proceso de desarrollo comunicativo oral, establece balbuceos cuando lo desea y pronuncia “mamá” de la misma forma. En momentos de angustia o frustración también se expresa gestualmente o entonando distintos sonidos, con llanto. </w:t>
+      </w:r>
+    </w:p>
+    <w:p>
+      <w:r>
+        <w:t>En cuanto a la numeración, recon</w:t>
+      </w:r>
+      <w:r>
+        <w:t xml:space="preserve">oce los números hasta el 40. Aún no los nombra pero si establece correspondencia uno a uno, señalándolos y combinándolos dependiendo a cuales se refiere, esperando que la docente escriba en la pizarra lo que él señala, si no sucede esa condición, el estudiante vuelve a señalarlos. Lo mismo sucede cuando encuentra un error en lo que él señala, vuelve a hacerlo de la manera correcta. Por ejemplo: señala el 2 y el 3, luego el 2 y el 4, luego el 2 y el 5. De esta forma espera antes de señalar el siguiente. Por el momento, en pocas ocasiones desea tomar la fibra y escribir por sí mismo. Requiere guía y mirada de la docente a cargo para continuar con la propuesta. </w:t>
+      </w:r>
+    </w:p>
+    <w:p>
+      <w:r>
+        <w:t xml:space="preserve">En cuanto al conocimiento de las letras, aún no las nombra, pero sí reconoce las letras de su nombre, las escribe con guía y con </w:t>
+      </w:r>
+      <w:proofErr w:type="spellStart"/>
+      <w:r>
+        <w:t>fibrón</w:t>
+      </w:r>
+      <w:proofErr w:type="spellEnd"/>
+      <w:r>
+        <w:t xml:space="preserve">. En ocasiones, señala letras sueltas; en el momento de la merienda cuando la docente entona una canción para dar comienzo al momento, él corre a señalar </w:t>
+      </w:r>
       <w:bookmarkStart w:id="0" w:name="_GoBack"/>
       <w:bookmarkEnd w:id="0"/>
       <w:r>
-        <w:rPr>
-          <w:bCs/>
-        </w:rPr>
-        <w:t>ALDANA</w:t>
-      </w:r>
-      <w:r>
-        <w:rPr>
-          <w:bCs/>
-        </w:rPr>
-        <w:br/>
-      </w:r>
-      <w:r>
-        <w:t>NOMBRE DE LA ESCUELA DEL NIVEL</w:t>
-      </w:r>
-      <w:r>
-        <w:t>: JI N°916</w:t>
-      </w:r>
-    </w:p>
-    <w:p>
-      <w:pPr>
-        <w:pStyle w:val="Sinespaciado"/>
-      </w:pPr>
-      <w:r>
-        <w:t>GRADO</w:t>
-      </w:r>
-      <w:r>
-        <w:t xml:space="preserve">/ Año/ </w:t>
-      </w:r>
-      <w:r>
-        <w:t>SECCI</w:t>
-      </w:r>
-      <w:r>
-        <w:t>Ó</w:t>
-      </w:r>
-      <w:r>
-        <w:t>N</w:t>
-      </w:r>
-      <w:r>
-        <w:t>: 2° SECCIÓN</w:t>
-      </w:r>
-    </w:p>
-    <w:p>
-      <w:pPr>
-        <w:pStyle w:val="Sinespaciado"/>
-        <w:rPr>
-          <w:b/>
-          <w:u w:val="single"/>
-        </w:rPr>
-      </w:pPr>
-    </w:p>
-    <w:p>
-      <w:pPr>
-        <w:pStyle w:val="Sinespaciado"/>
-      </w:pPr>
-      <w:r>
-        <w:rPr>
-          <w:b/>
-          <w:u w:val="single"/>
-        </w:rPr>
-        <w:t>DATOS DE LA ESCUELA ESPECIAL</w:t>
-      </w:r>
-      <w:r>
-        <w:rPr>
-          <w:b/>
-          <w:color w:val="FF0000"/>
-          <w:u w:val="single"/>
-        </w:rPr>
-        <w:br/>
-      </w:r>
-      <w:r>
-        <w:t>NOMBRE DE LA ESCUELA ESPECIAL</w:t>
-      </w:r>
-      <w:r>
-        <w:t xml:space="preserve">: </w:t>
-      </w:r>
-      <w:r>
-        <w:t xml:space="preserve">E.E.E. 501 </w:t>
-      </w:r>
-      <w:r>
-        <w:t>M</w:t>
-      </w:r>
-      <w:r>
-        <w:t>ARÍA MONTESSORI</w:t>
-      </w:r>
-    </w:p>
-    <w:p>
-      <w:pPr>
-        <w:pStyle w:val="Sinespaciado"/>
-      </w:pPr>
-      <w:r>
-        <w:t xml:space="preserve">DOCENTE ESPECIAL: </w:t>
-      </w:r>
-      <w:r>
-        <w:t>HERRERA DAIANA</w:t>
-      </w:r>
-    </w:p>
-    <w:p>
-      <w:pPr>
-        <w:pStyle w:val="Sinespaciado"/>
-      </w:pPr>
-      <w:r>
-        <w:t>FECHA DE INICIO DE PROYECTO</w:t>
-      </w:r>
-      <w:r>
-        <w:t>:</w:t>
-      </w:r>
-      <w:r>
-        <w:t xml:space="preserve"> 05/03/2025</w:t>
-      </w:r>
-    </w:p>
-    <w:p>
-      <w:pPr>
-        <w:pStyle w:val="Sinespaciado"/>
-      </w:pPr>
-    </w:p>
-    <w:p>
-      <w:pPr>
-        <w:pStyle w:val="Sinespaciado"/>
-      </w:pPr>
-    </w:p>
-    <w:p>
-      <w:pPr>
-        <w:rPr>
-          <w:b/>
-          <w:color w:val="000000" w:themeColor="text1"/>
-          <w:u w:val="single"/>
-        </w:rPr>
-      </w:pPr>
-      <w:r>
-        <w:rPr>
-          <w:b/>
-          <w:color w:val="000000" w:themeColor="text1"/>
-          <w:u w:val="single"/>
-        </w:rPr>
-        <w:t>EVALUACI</w:t>
-      </w:r>
-      <w:r>
-        <w:rPr>
-          <w:b/>
-          <w:color w:val="000000" w:themeColor="text1"/>
-          <w:u w:val="single"/>
-        </w:rPr>
-        <w:t>Ó</w:t>
-      </w:r>
-      <w:r>
-        <w:rPr>
-          <w:b/>
-          <w:color w:val="000000" w:themeColor="text1"/>
-          <w:u w:val="single"/>
-        </w:rPr>
-        <w:t>N PEDAG</w:t>
-      </w:r>
-      <w:r>
-        <w:rPr>
-          <w:b/>
-          <w:color w:val="000000" w:themeColor="text1"/>
-          <w:u w:val="single"/>
-        </w:rPr>
-        <w:t>Ó</w:t>
-      </w:r>
-      <w:r>
-        <w:rPr>
-          <w:b/>
-          <w:color w:val="000000" w:themeColor="text1"/>
-          <w:u w:val="single"/>
-        </w:rPr>
-        <w:t>GICA FUNCIONAL</w:t>
-      </w:r>
-    </w:p>
-    <w:p>
-      <w:pPr>
-        <w:rPr>
-          <w:rFonts w:ascii="Arial" w:hAnsi="Arial" w:cs="Arial"/>
-          <w:color w:val="FF0000"/>
-          <w:shd w:val="clear" w:color="auto" w:fill="FFFFFF"/>
-        </w:rPr>
-      </w:pPr>
-      <w:r>
-        <w:rPr>
-          <w:b/>
-          <w:color w:val="000000" w:themeColor="text1"/>
-          <w:u w:val="single"/>
-        </w:rPr>
-        <w:br/>
-      </w:r>
-      <w:r>
-        <w:rPr>
-          <w:color w:val="FF0000"/>
-        </w:rPr>
-        <w:t>BREVE RESEÑA DEL LA SITUACIO PEDAGOGICA Y MODOS DE APROPIARSE DEL CONOCIMIENTO DEL ESTUDIANTE</w:t>
-      </w:r>
-    </w:p>
+        <w:t>una letra, la mayoría de las veces es la “S”.</w:t>
+      </w:r>
+    </w:p>
+    <w:tbl>
+      <w:tblPr>
+        <w:tblStyle w:val="Tablaconcuadrcula"/>
+        <w:tblW w:w="0" w:type="auto"/>
+        <w:tblLook w:val="04A0" w:firstRow="1" w:lastRow="0" w:firstColumn="1" w:lastColumn="0" w:noHBand="0" w:noVBand="1"/>
+      </w:tblPr>
+      <w:tblGrid>
+        <w:gridCol w:w="2254"/>
+        <w:gridCol w:w="2254"/>
+        <w:gridCol w:w="2254"/>
+        <w:gridCol w:w="2254"/>
+      </w:tblGrid>
+      <w:tr>
+        <w:tc>
+          <w:tcPr>
+            <w:tcW w:w="2254" w:type="dxa"/>
+          </w:tcPr>
+          <w:p/>
+        </w:tc>
+        <w:tc>
+          <w:tcPr>
+            <w:tcW w:w="2254" w:type="dxa"/>
+          </w:tcPr>
+          <w:p/>
+        </w:tc>
+        <w:tc>
+          <w:tcPr>
+            <w:tcW w:w="2254" w:type="dxa"/>
+          </w:tcPr>
+          <w:p/>
+        </w:tc>
+        <w:tc>
+          <w:tcPr>
+            <w:tcW w:w="2254" w:type="dxa"/>
+          </w:tcPr>
+          <w:p/>
+        </w:tc>
+      </w:tr>
+      <w:tr>
+        <w:tc>
+          <w:tcPr>
+            <w:tcW w:w="2254" w:type="dxa"/>
+          </w:tcPr>
+          <w:p/>
+        </w:tc>
+        <w:tc>
+          <w:tcPr>
+            <w:tcW w:w="2254" w:type="dxa"/>
+          </w:tcPr>
+          <w:p/>
+        </w:tc>
+        <w:tc>
+          <w:tcPr>
+            <w:tcW w:w="2254" w:type="dxa"/>
+          </w:tcPr>
+          <w:p/>
+        </w:tc>
+        <w:tc>
+          <w:tcPr>
+            <w:tcW w:w="2254" w:type="dxa"/>
+          </w:tcPr>
+          <w:p/>
+        </w:tc>
+      </w:tr>
+      <w:tr>
+        <w:tc>
+          <w:tcPr>
+            <w:tcW w:w="2254" w:type="dxa"/>
+          </w:tcPr>
+          <w:p/>
+        </w:tc>
+        <w:tc>
+          <w:tcPr>
+            <w:tcW w:w="2254" w:type="dxa"/>
+          </w:tcPr>
+          <w:p/>
+        </w:tc>
+        <w:tc>
+          <w:tcPr>
+            <w:tcW w:w="2254" w:type="dxa"/>
+          </w:tcPr>
+          <w:p/>
+        </w:tc>
+        <w:tc>
+          <w:tcPr>
+            <w:tcW w:w="2254" w:type="dxa"/>
+          </w:tcPr>
+          <w:p/>
+        </w:tc>
+      </w:tr>
+      <w:tr>
+        <w:tc>
+          <w:tcPr>
+            <w:tcW w:w="2254" w:type="dxa"/>
+          </w:tcPr>
+          <w:p/>
+        </w:tc>
+        <w:tc>
+          <w:tcPr>
+            <w:tcW w:w="2254" w:type="dxa"/>
+          </w:tcPr>
+          <w:p/>
+        </w:tc>
+        <w:tc>
+          <w:tcPr>
+            <w:tcW w:w="2254" w:type="dxa"/>
+          </w:tcPr>
+          <w:p/>
+        </w:tc>
+        <w:tc>
+          <w:tcPr>
+            <w:tcW w:w="2254" w:type="dxa"/>
+          </w:tcPr>
+          <w:p/>
+        </w:tc>
+      </w:tr>
+    </w:tbl>
+    <w:p/>
     <w:p>
       <w:pPr>
         <w:jc w:val="both"/>
@@ -628,7 +757,6 @@
         <w:rPr>
           <w:color w:val="FF0000"/>
         </w:rPr>
-        <w:lastRenderedPageBreak/>
         <w:t>Tipo de letra en l</w:t>
       </w:r>
       <w:r>
@@ -1158,6 +1286,7 @@
           <w:color w:val="FF0000"/>
           <w:lang w:val="es-ES" w:eastAsia="es-ES"/>
         </w:rPr>
+        <w:lastRenderedPageBreak/>
         <w:t>Ofrecer la información en diferentes formatos: Videos, lenguaje sencillo, lectura acompañada de imágenes.</w:t>
       </w:r>
     </w:p>
@@ -1472,7 +1601,6 @@
         <w:rPr>
           <w:color w:val="FF0000"/>
         </w:rPr>
-        <w:lastRenderedPageBreak/>
         <w:t>Su ubicación dentro del salón debe ser cerca del docente donde pueda observar todo el pizarrón.</w:t>
       </w:r>
     </w:p>
@@ -1825,6 +1953,7 @@
           <w:u w:val="single"/>
           <w:lang w:val="es-ES" w:eastAsia="es-AR"/>
         </w:rPr>
+        <w:lastRenderedPageBreak/>
         <w:t>ORGANIZACIÓN DE LOS PROPÓSITOS, CONTENIDOS DE LAS ÁREAS CURRICULARES CORRESPONDIENTES AL NIVEL</w:t>
       </w:r>
     </w:p>
@@ -2160,7 +2289,6 @@
                 <w:color w:val="FF0000"/>
                 <w:lang w:val="es-ES"/>
               </w:rPr>
-              <w:lastRenderedPageBreak/>
               <w:t>-leer a través del docente y por sí mismos en el ámbito de la formación ciudadana.</w:t>
             </w:r>
           </w:p>
@@ -2285,7 +2413,6 @@
                 <w:u w:val="single"/>
                 <w:lang w:val="es-ES"/>
               </w:rPr>
-              <w:lastRenderedPageBreak/>
               <w:t>OBJETIVO 2026</w:t>
             </w:r>
           </w:p>
@@ -2344,7 +2471,6 @@
                 <w:color w:val="000000" w:themeColor="text1"/>
                 <w:lang w:val="es-ES"/>
               </w:rPr>
-              <w:lastRenderedPageBreak/>
               <w:t xml:space="preserve"> </w:t>
             </w:r>
             <w:r>
@@ -2609,6 +2735,7 @@
                       <w:color w:val="FF0000"/>
                       <w:lang w:val="es-ES"/>
                     </w:rPr>
+                    <w:lastRenderedPageBreak/>
                     <w:t xml:space="preserve">-Resolver problemas simples que involucren los sentidos de la multiplicación y de la división (series proporcionales, organizaciones rectangulares, combinatoria, reparto, particiones, análisis del resto y relaciones entre dividendo, divisor, cociente y resto). </w:t>
                   </w:r>
                 </w:p>
@@ -2822,7 +2949,6 @@
                       <w:color w:val="FF0000"/>
                       <w:lang w:val="es-ES"/>
                     </w:rPr>
-                    <w:lastRenderedPageBreak/>
                     <w:t xml:space="preserve">Proporcionalidad </w:t>
                   </w:r>
                 </w:p>
@@ -3137,6 +3263,7 @@
                 <w:color w:val="FF0000"/>
                 <w:lang w:val="es-ES"/>
               </w:rPr>
+              <w:lastRenderedPageBreak/>
               <w:t>Reconocer conceptos básicos de proporcionalidad mediante actividades concretas y cotidianas, entendiendo relaciones de equivalencia o comparación.</w:t>
             </w:r>
           </w:p>
@@ -3272,6 +3399,7 @@
           <w:b/>
           <w:u w:val="single"/>
         </w:rPr>
+        <w:lastRenderedPageBreak/>
         <w:t>EVALUACI</w:t>
       </w:r>
       <w:r>
@@ -6876,7 +7004,7 @@
 </file>
 
 <file path=customXml/itemProps1.xml><?xml version="1.0" encoding="utf-8"?>
-<ds:datastoreItem xmlns:ds="http://schemas.openxmlformats.org/officeDocument/2006/customXml" ds:itemID="{21A2F7BC-47F4-4487-AC81-74F8F5A638D9}">
+<ds:datastoreItem xmlns:ds="http://schemas.openxmlformats.org/officeDocument/2006/customXml" ds:itemID="{621FE064-2E48-4DCC-A4A2-7A1117C43B1F}">
   <ds:schemaRefs>
     <ds:schemaRef ds:uri="http://schemas.openxmlformats.org/officeDocument/2006/bibliography"/>
   </ds:schemaRefs>
